--- a/backend/data/sample_brds/BRD-004-Post-COVID-Risk-Tightening.docx
+++ b/backend/data/sample_brds/BRD-004-Post-COVID-Risk-Tightening.docx
@@ -159,7 +159,7 @@
               <w:rPr>
                 <w:sz w:val="20"/>
               </w:rPr>
-              <w:t>Priya Sharma, Head of Credit Risk</w:t>
+              <w:t>Sarah Johnson, Head of Credit Risk</w:t>
             </w:r>
           </w:p>
         </w:tc>
@@ -261,7 +261,7 @@
     </w:p>
     <w:p>
       <w:r>
-        <w:t>Leading economic indicators suggest a potential contraction in consumer credit quality over the next 6-12 months. Key concerns include rising unemployment in the informal sector, declining real wage growth, and an increase in household leverage ratios. The RBI's Financial Stability Report has flagged personal loan portfolios as an area of supervisory focus.</w:t>
+        <w:t>Leading economic indicators suggest a potential contraction in consumer credit quality over the next 6-12 months. Key concerns include rising unemployment in the gig and 1099 economy, declining real wage growth, and an increase in household leverage ratios. The OCC Semiannual Risk Perspective has flagged personal loan portfolios as an area of supervisory focus.</w:t>
       </w:r>
     </w:p>
     <w:p>
@@ -663,7 +663,7 @@
     </w:p>
     <w:p>
       <w:r>
-        <w:t>The minimum CIBIL bureau score for personal loan eligibility shall be increased from 700 to 750. This is a significant tightening that will exclude a substantial portion of the current applicant pool but is deemed necessary given the projected deterioration in credit quality.</w:t>
+        <w:t>The minimum FICO bureau score for personal loan eligibility shall be increased from 700 to 750. This is a significant tightening that will exclude a substantial portion of the current applicant pool but is deemed necessary given the projected deterioration in credit quality. Rejected applicants will receive an FCRA-compliant adverse-action notice.</w:t>
       </w:r>
     </w:p>
     <w:tbl>
@@ -1336,12 +1336,12 @@
         <w:pStyle w:val="Heading2"/>
       </w:pPr>
       <w:r>
-        <w:t>4.4 Self-Employed Loan Cap</w:t>
+        <w:t>4.4 Self-Employed (1099) Loan Cap</w:t>
       </w:r>
     </w:p>
     <w:p>
       <w:r>
-        <w:t>Self-employed applicants (employment_type == "SELF_EMPLOYED") shall be subject to a maximum loan amount cap of 100,000. If a self-employed applicant requests a desired_amount exceeding 100,000, the eligible_amount shall be set to 100,000 rather than rejecting the application outright.</w:t>
+        <w:t>Self-employed (1099) applicants (employment_type == "SELF_EMPLOYED_1099") shall be subject to a maximum loan amount cap of $5,000. If a self-employed applicant requests a desired_amount exceeding 5,000, the eligible_amount shall be set to 5,000 rather than rejecting the application outright.</w:t>
       </w:r>
     </w:p>
     <w:tbl>
@@ -1414,7 +1414,7 @@
               <w:rPr>
                 <w:sz w:val="20"/>
               </w:rPr>
-              <w:t>employment_type == "SELF_EMPLOYED" AND desired_amount &gt; 100000</w:t>
+              <w:t>employment_type == "SELF_EMPLOYED_1099" AND desired_amount &gt; 5000</w:t>
             </w:r>
           </w:p>
         </w:tc>
@@ -1444,7 +1444,7 @@
               <w:rPr>
                 <w:sz w:val="20"/>
               </w:rPr>
-              <w:t>SET eligible_amount to 100000</w:t>
+              <w:t>SET eligible_amount to 5000</w:t>
             </w:r>
           </w:p>
         </w:tc>
@@ -2170,7 +2170,7 @@
               <w:rPr>
                 <w:sz w:val="20"/>
               </w:rPr>
-              <w:t>Priya Sharma</w:t>
+              <w:t>Sarah Johnson</w:t>
             </w:r>
           </w:p>
         </w:tc>
@@ -2223,7 +2223,7 @@
               <w:rPr>
                 <w:sz w:val="20"/>
               </w:rPr>
-              <w:t>Vikram Desai</w:t>
+              <w:t>David Williams</w:t>
             </w:r>
           </w:p>
         </w:tc>
@@ -2278,7 +2278,7 @@
               <w:rPr>
                 <w:sz w:val="20"/>
               </w:rPr>
-              <w:t>Arjun Kapoor</w:t>
+              <w:t>Christopher Lee</w:t>
             </w:r>
           </w:p>
         </w:tc>
